--- a/Báo cáo/BaoCao_QuanLyNhaTro.docx
+++ b/Báo cáo/BaoCao_QuanLyNhaTro.docx
@@ -133,7 +133,7 @@
           <w:noProof/>
         </w:rPr>
         <w:drawing>
-          <wp:inline distT="0" distB="0" distL="0" distR="0" wp14:anchorId="39ADD7BD" wp14:editId="4C4A273B">
+          <wp:inline distT="0" distB="0" distL="0" distR="0" wp14:anchorId="39ADD7BD" wp14:editId="6D7EF702">
             <wp:extent cx="1730829" cy="1730829"/>
             <wp:effectExtent l="0" t="0" r="3175" b="3175"/>
             <wp:docPr id="1114359756" name="Picture 1114359756"/>
@@ -345,25 +345,55 @@
           <w:sz w:val="32"/>
           <w:szCs w:val="32"/>
         </w:rPr>
-        <w:t xml:space="preserve">Trịnh </w:t>
-      </w:r>
-      <w:proofErr w:type="gramStart"/>
+        <w:t>Trịnh</w:t>
+      </w:r>
       <w:r>
         <w:rPr>
           <w:bCs/>
           <w:sz w:val="32"/>
           <w:szCs w:val="32"/>
         </w:rPr>
-        <w:t>Hoàng  Tùng</w:t>
-      </w:r>
-      <w:proofErr w:type="gramEnd"/>
+        <w:t xml:space="preserve"> </w:t>
+      </w:r>
       <w:r>
         <w:rPr>
           <w:bCs/>
           <w:sz w:val="32"/>
           <w:szCs w:val="32"/>
         </w:rPr>
-        <w:t xml:space="preserve"> – 22810540094</w:t>
+        <w:t>Hoàng</w:t>
+      </w:r>
+      <w:r>
+        <w:rPr>
+          <w:bCs/>
+          <w:sz w:val="32"/>
+          <w:szCs w:val="32"/>
+        </w:rPr>
+        <w:t xml:space="preserve"> </w:t>
+      </w:r>
+      <w:r>
+        <w:rPr>
+          <w:bCs/>
+          <w:sz w:val="32"/>
+          <w:szCs w:val="32"/>
+        </w:rPr>
+        <w:t>Tùng –</w:t>
+      </w:r>
+      <w:r>
+        <w:rPr>
+          <w:bCs/>
+          <w:sz w:val="32"/>
+          <w:szCs w:val="32"/>
+        </w:rPr>
+        <w:t xml:space="preserve"> </w:t>
+      </w:r>
+      <w:r>
+        <w:rPr>
+          <w:bCs/>
+          <w:sz w:val="32"/>
+          <w:szCs w:val="32"/>
+        </w:rPr>
+        <w:t>22810540094</w:t>
       </w:r>
     </w:p>
     <w:p>
@@ -495,7 +525,7 @@
           <w:sz w:val="32"/>
           <w:szCs w:val="32"/>
         </w:rPr>
-        <w:t xml:space="preserve">D17DT&amp;KTMT1   </w:t>
+        <w:t xml:space="preserve">D17DT&amp;KTMT1 </w:t>
       </w:r>
     </w:p>
     <w:p>
@@ -888,7 +918,7 @@
           <w:noProof/>
         </w:rPr>
         <w:drawing>
-          <wp:inline distT="0" distB="0" distL="0" distR="0" wp14:anchorId="17A0CCFA" wp14:editId="3FE4EC4D">
+          <wp:inline distT="0" distB="0" distL="0" distR="0" wp14:anchorId="17A0CCFA" wp14:editId="3CD25E78">
             <wp:extent cx="1730829" cy="1730829"/>
             <wp:effectExtent l="0" t="0" r="3175" b="3175"/>
             <wp:docPr id="23" name="Picture 23"/>
@@ -1299,18 +1329,24 @@
                 <w:sz w:val="32"/>
                 <w:szCs w:val="32"/>
               </w:rPr>
-              <w:t xml:space="preserve">Trịnh </w:t>
-            </w:r>
-            <w:proofErr w:type="gramStart"/>
+              <w:t>Trịnh Hoàng</w:t>
+            </w:r>
             <w:r>
               <w:rPr>
                 <w:bCs/>
                 <w:sz w:val="32"/>
                 <w:szCs w:val="32"/>
               </w:rPr>
-              <w:t>Hoàng  Tùng</w:t>
-            </w:r>
-            <w:proofErr w:type="gramEnd"/>
+              <w:t xml:space="preserve"> </w:t>
+            </w:r>
+            <w:r>
+              <w:rPr>
+                <w:bCs/>
+                <w:sz w:val="32"/>
+                <w:szCs w:val="32"/>
+              </w:rPr>
+              <w:t>Tùng</w:t>
+            </w:r>
           </w:p>
         </w:tc>
         <w:tc>
@@ -54804,9 +54840,14 @@
       </w:r>
       <w:proofErr w:type="spellEnd"/>
       <w:r>
-        <w:t xml:space="preserve"> đủ</w:t>
+        <w:t xml:space="preserve"> </w:t>
+      </w:r>
+      <w:proofErr w:type="spellStart"/>
+      <w:r>
+        <w:t>đủ</w:t>
       </w:r>
       <w:bookmarkEnd w:id="45"/>
+      <w:proofErr w:type="spellEnd"/>
     </w:p>
     <w:tbl>
       <w:tblPr>
@@ -54826,12 +54867,14 @@
             <w:pPr>
               <w:spacing w:before="80" w:after="80"/>
               <w:rPr>
+                <w:rFonts w:asciiTheme="minorHAnsi" w:hAnsiTheme="minorHAnsi" w:cstheme="minorHAnsi"/>
                 <w:sz w:val="28"/>
               </w:rPr>
             </w:pPr>
             <w:proofErr w:type="spellStart"/>
             <w:r>
               <w:rPr>
+                <w:rFonts w:asciiTheme="minorHAnsi" w:hAnsiTheme="minorHAnsi" w:cstheme="minorHAnsi"/>
                 <w:sz w:val="28"/>
               </w:rPr>
               <w:t>DuAnQuanLyTro</w:t>
@@ -54839,6 +54882,7 @@
             <w:proofErr w:type="spellEnd"/>
             <w:r>
               <w:rPr>
+                <w:rFonts w:asciiTheme="minorHAnsi" w:hAnsiTheme="minorHAnsi" w:cstheme="minorHAnsi"/>
                 <w:sz w:val="28"/>
               </w:rPr>
               <w:t>/</w:t>
@@ -54848,11 +54892,13 @@
             <w:pPr>
               <w:spacing w:before="80" w:after="80"/>
               <w:rPr>
+                <w:rFonts w:asciiTheme="minorHAnsi" w:hAnsiTheme="minorHAnsi" w:cstheme="minorHAnsi"/>
                 <w:sz w:val="28"/>
               </w:rPr>
             </w:pPr>
             <w:r>
               <w:rPr>
+                <w:rFonts w:asciiTheme="minorHAnsi" w:hAnsiTheme="minorHAnsi" w:cstheme="minorHAnsi"/>
                 <w:sz w:val="28"/>
               </w:rPr>
               <w:t>|-- app/</w:t>
@@ -54862,11 +54908,13 @@
             <w:pPr>
               <w:spacing w:before="80" w:after="80"/>
               <w:rPr>
+                <w:rFonts w:asciiTheme="minorHAnsi" w:hAnsiTheme="minorHAnsi" w:cstheme="minorHAnsi"/>
                 <w:sz w:val="28"/>
               </w:rPr>
             </w:pPr>
             <w:r>
               <w:rPr>
+                <w:rFonts w:asciiTheme="minorHAnsi" w:hAnsiTheme="minorHAnsi" w:cstheme="minorHAnsi"/>
                 <w:sz w:val="28"/>
               </w:rPr>
               <w:t>|   |-- __init__.py</w:t>
@@ -54876,11 +54924,13 @@
             <w:pPr>
               <w:spacing w:before="80" w:after="80"/>
               <w:rPr>
+                <w:rFonts w:asciiTheme="minorHAnsi" w:hAnsiTheme="minorHAnsi" w:cstheme="minorHAnsi"/>
                 <w:sz w:val="28"/>
               </w:rPr>
             </w:pPr>
             <w:r>
               <w:rPr>
+                <w:rFonts w:asciiTheme="minorHAnsi" w:hAnsiTheme="minorHAnsi" w:cstheme="minorHAnsi"/>
                 <w:sz w:val="28"/>
               </w:rPr>
               <w:t>|   |-- extensions.py</w:t>
@@ -54890,11 +54940,13 @@
             <w:pPr>
               <w:spacing w:before="80" w:after="80"/>
               <w:rPr>
+                <w:rFonts w:asciiTheme="minorHAnsi" w:hAnsiTheme="minorHAnsi" w:cstheme="minorHAnsi"/>
                 <w:sz w:val="28"/>
               </w:rPr>
             </w:pPr>
             <w:r>
               <w:rPr>
+                <w:rFonts w:asciiTheme="minorHAnsi" w:hAnsiTheme="minorHAnsi" w:cstheme="minorHAnsi"/>
                 <w:sz w:val="28"/>
               </w:rPr>
               <w:t>|   |-- models.py</w:t>
@@ -54904,11 +54956,13 @@
             <w:pPr>
               <w:spacing w:before="80" w:after="80"/>
               <w:rPr>
+                <w:rFonts w:asciiTheme="minorHAnsi" w:hAnsiTheme="minorHAnsi" w:cstheme="minorHAnsi"/>
                 <w:sz w:val="28"/>
               </w:rPr>
             </w:pPr>
             <w:r>
               <w:rPr>
+                <w:rFonts w:asciiTheme="minorHAnsi" w:hAnsiTheme="minorHAnsi" w:cstheme="minorHAnsi"/>
                 <w:sz w:val="28"/>
               </w:rPr>
               <w:t>|   |-- utils.py</w:t>
@@ -54918,11 +54972,13 @@
             <w:pPr>
               <w:spacing w:before="80" w:after="80"/>
               <w:rPr>
+                <w:rFonts w:asciiTheme="minorHAnsi" w:hAnsiTheme="minorHAnsi" w:cstheme="minorHAnsi"/>
                 <w:sz w:val="28"/>
               </w:rPr>
             </w:pPr>
             <w:r>
               <w:rPr>
+                <w:rFonts w:asciiTheme="minorHAnsi" w:hAnsiTheme="minorHAnsi" w:cstheme="minorHAnsi"/>
                 <w:sz w:val="28"/>
               </w:rPr>
               <w:t>|   |-- web.py</w:t>
@@ -54932,11 +54988,13 @@
             <w:pPr>
               <w:spacing w:before="80" w:after="80"/>
               <w:rPr>
+                <w:rFonts w:asciiTheme="minorHAnsi" w:hAnsiTheme="minorHAnsi" w:cstheme="minorHAnsi"/>
                 <w:sz w:val="28"/>
               </w:rPr>
             </w:pPr>
             <w:r>
               <w:rPr>
+                <w:rFonts w:asciiTheme="minorHAnsi" w:hAnsiTheme="minorHAnsi" w:cstheme="minorHAnsi"/>
                 <w:sz w:val="28"/>
               </w:rPr>
               <w:t xml:space="preserve">|   |-- </w:t>
@@ -54944,6 +55002,7 @@
             <w:proofErr w:type="spellStart"/>
             <w:r>
               <w:rPr>
+                <w:rFonts w:asciiTheme="minorHAnsi" w:hAnsiTheme="minorHAnsi" w:cstheme="minorHAnsi"/>
                 <w:sz w:val="28"/>
               </w:rPr>
               <w:t>api</w:t>
@@ -54951,6 +55010,7 @@
             <w:proofErr w:type="spellEnd"/>
             <w:r>
               <w:rPr>
+                <w:rFonts w:asciiTheme="minorHAnsi" w:hAnsiTheme="minorHAnsi" w:cstheme="minorHAnsi"/>
                 <w:sz w:val="28"/>
               </w:rPr>
               <w:t>/</w:t>
@@ -54960,11 +55020,13 @@
             <w:pPr>
               <w:spacing w:before="80" w:after="80"/>
               <w:rPr>
+                <w:rFonts w:asciiTheme="minorHAnsi" w:hAnsiTheme="minorHAnsi" w:cstheme="minorHAnsi"/>
                 <w:sz w:val="28"/>
               </w:rPr>
             </w:pPr>
             <w:r>
               <w:rPr>
+                <w:rFonts w:asciiTheme="minorHAnsi" w:hAnsiTheme="minorHAnsi" w:cstheme="minorHAnsi"/>
                 <w:sz w:val="28"/>
               </w:rPr>
               <w:t>|   |   |-- __init__.py</w:t>
@@ -54974,11 +55036,13 @@
             <w:pPr>
               <w:spacing w:before="80" w:after="80"/>
               <w:rPr>
+                <w:rFonts w:asciiTheme="minorHAnsi" w:hAnsiTheme="minorHAnsi" w:cstheme="minorHAnsi"/>
                 <w:sz w:val="28"/>
               </w:rPr>
             </w:pPr>
             <w:r>
               <w:rPr>
+                <w:rFonts w:asciiTheme="minorHAnsi" w:hAnsiTheme="minorHAnsi" w:cstheme="minorHAnsi"/>
                 <w:sz w:val="28"/>
               </w:rPr>
               <w:t>|   |   |-- bang_gia.py</w:t>
@@ -54988,11 +55052,13 @@
             <w:pPr>
               <w:spacing w:before="80" w:after="80"/>
               <w:rPr>
+                <w:rFonts w:asciiTheme="minorHAnsi" w:hAnsiTheme="minorHAnsi" w:cstheme="minorHAnsi"/>
                 <w:sz w:val="28"/>
               </w:rPr>
             </w:pPr>
             <w:r>
               <w:rPr>
+                <w:rFonts w:asciiTheme="minorHAnsi" w:hAnsiTheme="minorHAnsi" w:cstheme="minorHAnsi"/>
                 <w:sz w:val="28"/>
               </w:rPr>
               <w:t>|   |   |-- hoa_don.py</w:t>
@@ -55002,11 +55068,13 @@
             <w:pPr>
               <w:spacing w:before="80" w:after="80"/>
               <w:rPr>
+                <w:rFonts w:asciiTheme="minorHAnsi" w:hAnsiTheme="minorHAnsi" w:cstheme="minorHAnsi"/>
                 <w:sz w:val="28"/>
               </w:rPr>
             </w:pPr>
             <w:r>
               <w:rPr>
+                <w:rFonts w:asciiTheme="minorHAnsi" w:hAnsiTheme="minorHAnsi" w:cstheme="minorHAnsi"/>
                 <w:sz w:val="28"/>
               </w:rPr>
               <w:t>|   |   |-- hop_dong.py</w:t>
@@ -55016,11 +55084,13 @@
             <w:pPr>
               <w:spacing w:before="80" w:after="80"/>
               <w:rPr>
+                <w:rFonts w:asciiTheme="minorHAnsi" w:hAnsiTheme="minorHAnsi" w:cstheme="minorHAnsi"/>
                 <w:sz w:val="28"/>
               </w:rPr>
             </w:pPr>
             <w:r>
               <w:rPr>
+                <w:rFonts w:asciiTheme="minorHAnsi" w:hAnsiTheme="minorHAnsi" w:cstheme="minorHAnsi"/>
                 <w:sz w:val="28"/>
               </w:rPr>
               <w:t>|   |   |-- khach_thue.py</w:t>
@@ -55030,11 +55100,13 @@
             <w:pPr>
               <w:spacing w:before="80" w:after="80"/>
               <w:rPr>
+                <w:rFonts w:asciiTheme="minorHAnsi" w:hAnsiTheme="minorHAnsi" w:cstheme="minorHAnsi"/>
                 <w:sz w:val="28"/>
               </w:rPr>
             </w:pPr>
             <w:r>
               <w:rPr>
+                <w:rFonts w:asciiTheme="minorHAnsi" w:hAnsiTheme="minorHAnsi" w:cstheme="minorHAnsi"/>
                 <w:sz w:val="28"/>
               </w:rPr>
               <w:t>|   |   |-- phong.py</w:t>
@@ -55044,11 +55116,13 @@
             <w:pPr>
               <w:spacing w:before="80" w:after="80"/>
               <w:rPr>
+                <w:rFonts w:asciiTheme="minorHAnsi" w:hAnsiTheme="minorHAnsi" w:cstheme="minorHAnsi"/>
                 <w:sz w:val="28"/>
               </w:rPr>
             </w:pPr>
             <w:r>
               <w:rPr>
+                <w:rFonts w:asciiTheme="minorHAnsi" w:hAnsiTheme="minorHAnsi" w:cstheme="minorHAnsi"/>
                 <w:sz w:val="28"/>
               </w:rPr>
               <w:t>|   |   |-- thanh_toan.py</w:t>
@@ -55058,11 +55132,13 @@
             <w:pPr>
               <w:spacing w:before="80" w:after="80"/>
               <w:rPr>
+                <w:rFonts w:asciiTheme="minorHAnsi" w:hAnsiTheme="minorHAnsi" w:cstheme="minorHAnsi"/>
                 <w:sz w:val="28"/>
               </w:rPr>
             </w:pPr>
             <w:r>
               <w:rPr>
+                <w:rFonts w:asciiTheme="minorHAnsi" w:hAnsiTheme="minorHAnsi" w:cstheme="minorHAnsi"/>
                 <w:sz w:val="28"/>
               </w:rPr>
               <w:t>|   |   `-- thong_ke.py</w:t>
@@ -55072,11 +55148,13 @@
             <w:pPr>
               <w:spacing w:before="80" w:after="80"/>
               <w:rPr>
+                <w:rFonts w:asciiTheme="minorHAnsi" w:hAnsiTheme="minorHAnsi" w:cstheme="minorHAnsi"/>
                 <w:sz w:val="28"/>
               </w:rPr>
             </w:pPr>
             <w:r>
               <w:rPr>
+                <w:rFonts w:asciiTheme="minorHAnsi" w:hAnsiTheme="minorHAnsi" w:cstheme="minorHAnsi"/>
                 <w:sz w:val="28"/>
               </w:rPr>
               <w:t>|   |-- services/</w:t>
@@ -55086,11 +55164,13 @@
             <w:pPr>
               <w:spacing w:before="80" w:after="80"/>
               <w:rPr>
+                <w:rFonts w:asciiTheme="minorHAnsi" w:hAnsiTheme="minorHAnsi" w:cstheme="minorHAnsi"/>
                 <w:sz w:val="28"/>
               </w:rPr>
             </w:pPr>
             <w:r>
               <w:rPr>
+                <w:rFonts w:asciiTheme="minorHAnsi" w:hAnsiTheme="minorHAnsi" w:cstheme="minorHAnsi"/>
                 <w:sz w:val="28"/>
               </w:rPr>
               <w:t>|   |   |-- __init__.py</w:t>
@@ -55100,11 +55180,13 @@
             <w:pPr>
               <w:spacing w:before="80" w:after="80"/>
               <w:rPr>
+                <w:rFonts w:asciiTheme="minorHAnsi" w:hAnsiTheme="minorHAnsi" w:cstheme="minorHAnsi"/>
                 <w:sz w:val="28"/>
               </w:rPr>
             </w:pPr>
             <w:r>
               <w:rPr>
+                <w:rFonts w:asciiTheme="minorHAnsi" w:hAnsiTheme="minorHAnsi" w:cstheme="minorHAnsi"/>
                 <w:sz w:val="28"/>
               </w:rPr>
               <w:t>|   |   |-- invoice_service.py</w:t>
@@ -55114,11 +55196,13 @@
             <w:pPr>
               <w:spacing w:before="80" w:after="80"/>
               <w:rPr>
+                <w:rFonts w:asciiTheme="minorHAnsi" w:hAnsiTheme="minorHAnsi" w:cstheme="minorHAnsi"/>
                 <w:sz w:val="28"/>
               </w:rPr>
             </w:pPr>
             <w:r>
               <w:rPr>
+                <w:rFonts w:asciiTheme="minorHAnsi" w:hAnsiTheme="minorHAnsi" w:cstheme="minorHAnsi"/>
                 <w:sz w:val="28"/>
               </w:rPr>
               <w:t>|   |   |-- pdf_service.py</w:t>
@@ -55128,13 +55212,16 @@
             <w:pPr>
               <w:spacing w:before="80" w:after="80"/>
               <w:rPr>
+                <w:rFonts w:asciiTheme="minorHAnsi" w:hAnsiTheme="minorHAnsi" w:cstheme="minorHAnsi"/>
                 <w:sz w:val="28"/>
               </w:rPr>
             </w:pPr>
             <w:r>
               <w:rPr>
+                <w:rFonts w:asciiTheme="minorHAnsi" w:hAnsiTheme="minorHAnsi" w:cstheme="minorHAnsi"/>
                 <w:sz w:val="28"/>
               </w:rPr>
+              <w:lastRenderedPageBreak/>
               <w:t>|   |   `-- warning_service.py</w:t>
             </w:r>
           </w:p>
@@ -55142,11 +55229,13 @@
             <w:pPr>
               <w:spacing w:before="80" w:after="80"/>
               <w:rPr>
+                <w:rFonts w:asciiTheme="minorHAnsi" w:hAnsiTheme="minorHAnsi" w:cstheme="minorHAnsi"/>
                 <w:sz w:val="28"/>
               </w:rPr>
             </w:pPr>
             <w:r>
               <w:rPr>
+                <w:rFonts w:asciiTheme="minorHAnsi" w:hAnsiTheme="minorHAnsi" w:cstheme="minorHAnsi"/>
                 <w:sz w:val="28"/>
               </w:rPr>
               <w:t>|   `-- templates/</w:t>
@@ -55156,14 +55245,15 @@
             <w:pPr>
               <w:spacing w:before="80" w:after="80"/>
               <w:rPr>
+                <w:rFonts w:asciiTheme="minorHAnsi" w:hAnsiTheme="minorHAnsi" w:cstheme="minorHAnsi"/>
                 <w:sz w:val="28"/>
               </w:rPr>
             </w:pPr>
             <w:r>
               <w:rPr>
+                <w:rFonts w:asciiTheme="minorHAnsi" w:hAnsiTheme="minorHAnsi" w:cstheme="minorHAnsi"/>
                 <w:sz w:val="28"/>
               </w:rPr>
-              <w:lastRenderedPageBreak/>
               <w:t>|       |-- base.html</w:t>
             </w:r>
           </w:p>
@@ -55171,11 +55261,13 @@
             <w:pPr>
               <w:spacing w:before="80" w:after="80"/>
               <w:rPr>
+                <w:rFonts w:asciiTheme="minorHAnsi" w:hAnsiTheme="minorHAnsi" w:cstheme="minorHAnsi"/>
                 <w:sz w:val="28"/>
               </w:rPr>
             </w:pPr>
             <w:r>
               <w:rPr>
+                <w:rFonts w:asciiTheme="minorHAnsi" w:hAnsiTheme="minorHAnsi" w:cstheme="minorHAnsi"/>
                 <w:sz w:val="28"/>
               </w:rPr>
               <w:t>|       |-- dashboard.html</w:t>
@@ -55185,11 +55277,13 @@
             <w:pPr>
               <w:spacing w:before="80" w:after="80"/>
               <w:rPr>
+                <w:rFonts w:asciiTheme="minorHAnsi" w:hAnsiTheme="minorHAnsi" w:cstheme="minorHAnsi"/>
                 <w:sz w:val="28"/>
               </w:rPr>
             </w:pPr>
             <w:r>
               <w:rPr>
+                <w:rFonts w:asciiTheme="minorHAnsi" w:hAnsiTheme="minorHAnsi" w:cstheme="minorHAnsi"/>
                 <w:sz w:val="28"/>
               </w:rPr>
               <w:t xml:space="preserve">|       |-- </w:t>
@@ -55197,6 +55291,7 @@
             <w:proofErr w:type="spellStart"/>
             <w:r>
               <w:rPr>
+                <w:rFonts w:asciiTheme="minorHAnsi" w:hAnsiTheme="minorHAnsi" w:cstheme="minorHAnsi"/>
                 <w:sz w:val="28"/>
               </w:rPr>
               <w:t>bang_gia</w:t>
@@ -55204,6 +55299,7 @@
             <w:proofErr w:type="spellEnd"/>
             <w:r>
               <w:rPr>
+                <w:rFonts w:asciiTheme="minorHAnsi" w:hAnsiTheme="minorHAnsi" w:cstheme="minorHAnsi"/>
                 <w:sz w:val="28"/>
               </w:rPr>
               <w:t>/</w:t>
@@ -55213,11 +55309,13 @@
             <w:pPr>
               <w:spacing w:before="80" w:after="80"/>
               <w:rPr>
+                <w:rFonts w:asciiTheme="minorHAnsi" w:hAnsiTheme="minorHAnsi" w:cstheme="minorHAnsi"/>
                 <w:sz w:val="28"/>
               </w:rPr>
             </w:pPr>
             <w:r>
               <w:rPr>
+                <w:rFonts w:asciiTheme="minorHAnsi" w:hAnsiTheme="minorHAnsi" w:cstheme="minorHAnsi"/>
                 <w:sz w:val="28"/>
               </w:rPr>
               <w:t>|       |   `-- index.html</w:t>
@@ -55227,11 +55325,13 @@
             <w:pPr>
               <w:spacing w:before="80" w:after="80"/>
               <w:rPr>
+                <w:rFonts w:asciiTheme="minorHAnsi" w:hAnsiTheme="minorHAnsi" w:cstheme="minorHAnsi"/>
                 <w:sz w:val="28"/>
               </w:rPr>
             </w:pPr>
             <w:r>
               <w:rPr>
+                <w:rFonts w:asciiTheme="minorHAnsi" w:hAnsiTheme="minorHAnsi" w:cstheme="minorHAnsi"/>
                 <w:sz w:val="28"/>
               </w:rPr>
               <w:t xml:space="preserve">|       |-- </w:t>
@@ -55239,6 +55339,7 @@
             <w:proofErr w:type="spellStart"/>
             <w:r>
               <w:rPr>
+                <w:rFonts w:asciiTheme="minorHAnsi" w:hAnsiTheme="minorHAnsi" w:cstheme="minorHAnsi"/>
                 <w:sz w:val="28"/>
               </w:rPr>
               <w:t>hoa_don</w:t>
@@ -55246,6 +55347,7 @@
             <w:proofErr w:type="spellEnd"/>
             <w:r>
               <w:rPr>
+                <w:rFonts w:asciiTheme="minorHAnsi" w:hAnsiTheme="minorHAnsi" w:cstheme="minorHAnsi"/>
                 <w:sz w:val="28"/>
               </w:rPr>
               <w:t>/</w:t>
@@ -55255,11 +55357,13 @@
             <w:pPr>
               <w:spacing w:before="80" w:after="80"/>
               <w:rPr>
+                <w:rFonts w:asciiTheme="minorHAnsi" w:hAnsiTheme="minorHAnsi" w:cstheme="minorHAnsi"/>
                 <w:sz w:val="28"/>
               </w:rPr>
             </w:pPr>
             <w:r>
               <w:rPr>
+                <w:rFonts w:asciiTheme="minorHAnsi" w:hAnsiTheme="minorHAnsi" w:cstheme="minorHAnsi"/>
                 <w:sz w:val="28"/>
               </w:rPr>
               <w:t>|       |   |-- detail.html</w:t>
@@ -55269,11 +55373,13 @@
             <w:pPr>
               <w:spacing w:before="80" w:after="80"/>
               <w:rPr>
+                <w:rFonts w:asciiTheme="minorHAnsi" w:hAnsiTheme="minorHAnsi" w:cstheme="minorHAnsi"/>
                 <w:sz w:val="28"/>
               </w:rPr>
             </w:pPr>
             <w:r>
               <w:rPr>
+                <w:rFonts w:asciiTheme="minorHAnsi" w:hAnsiTheme="minorHAnsi" w:cstheme="minorHAnsi"/>
                 <w:sz w:val="28"/>
               </w:rPr>
               <w:t>|       |   `-- index.html</w:t>
@@ -55283,11 +55389,13 @@
             <w:pPr>
               <w:spacing w:before="80" w:after="80"/>
               <w:rPr>
+                <w:rFonts w:asciiTheme="minorHAnsi" w:hAnsiTheme="minorHAnsi" w:cstheme="minorHAnsi"/>
                 <w:sz w:val="28"/>
               </w:rPr>
             </w:pPr>
             <w:r>
               <w:rPr>
+                <w:rFonts w:asciiTheme="minorHAnsi" w:hAnsiTheme="minorHAnsi" w:cstheme="minorHAnsi"/>
                 <w:sz w:val="28"/>
               </w:rPr>
               <w:t xml:space="preserve">|       |-- </w:t>
@@ -55295,6 +55403,7 @@
             <w:proofErr w:type="spellStart"/>
             <w:r>
               <w:rPr>
+                <w:rFonts w:asciiTheme="minorHAnsi" w:hAnsiTheme="minorHAnsi" w:cstheme="minorHAnsi"/>
                 <w:sz w:val="28"/>
               </w:rPr>
               <w:t>hop_dong</w:t>
@@ -55302,6 +55411,7 @@
             <w:proofErr w:type="spellEnd"/>
             <w:r>
               <w:rPr>
+                <w:rFonts w:asciiTheme="minorHAnsi" w:hAnsiTheme="minorHAnsi" w:cstheme="minorHAnsi"/>
                 <w:sz w:val="28"/>
               </w:rPr>
               <w:t>/</w:t>
@@ -55311,11 +55421,13 @@
             <w:pPr>
               <w:spacing w:before="80" w:after="80"/>
               <w:rPr>
+                <w:rFonts w:asciiTheme="minorHAnsi" w:hAnsiTheme="minorHAnsi" w:cstheme="minorHAnsi"/>
                 <w:sz w:val="28"/>
               </w:rPr>
             </w:pPr>
             <w:r>
               <w:rPr>
+                <w:rFonts w:asciiTheme="minorHAnsi" w:hAnsiTheme="minorHAnsi" w:cstheme="minorHAnsi"/>
                 <w:sz w:val="28"/>
               </w:rPr>
               <w:t>|       |   `-- index.html</w:t>
@@ -55325,11 +55437,13 @@
             <w:pPr>
               <w:spacing w:before="80" w:after="80"/>
               <w:rPr>
+                <w:rFonts w:asciiTheme="minorHAnsi" w:hAnsiTheme="minorHAnsi" w:cstheme="minorHAnsi"/>
                 <w:sz w:val="28"/>
               </w:rPr>
             </w:pPr>
             <w:r>
               <w:rPr>
+                <w:rFonts w:asciiTheme="minorHAnsi" w:hAnsiTheme="minorHAnsi" w:cstheme="minorHAnsi"/>
                 <w:sz w:val="28"/>
               </w:rPr>
               <w:t xml:space="preserve">|       |-- </w:t>
@@ -55337,6 +55451,7 @@
             <w:proofErr w:type="spellStart"/>
             <w:r>
               <w:rPr>
+                <w:rFonts w:asciiTheme="minorHAnsi" w:hAnsiTheme="minorHAnsi" w:cstheme="minorHAnsi"/>
                 <w:sz w:val="28"/>
               </w:rPr>
               <w:t>khach_thue</w:t>
@@ -55344,6 +55459,7 @@
             <w:proofErr w:type="spellEnd"/>
             <w:r>
               <w:rPr>
+                <w:rFonts w:asciiTheme="minorHAnsi" w:hAnsiTheme="minorHAnsi" w:cstheme="minorHAnsi"/>
                 <w:sz w:val="28"/>
               </w:rPr>
               <w:t>/</w:t>
@@ -55353,11 +55469,13 @@
             <w:pPr>
               <w:spacing w:before="80" w:after="80"/>
               <w:rPr>
+                <w:rFonts w:asciiTheme="minorHAnsi" w:hAnsiTheme="minorHAnsi" w:cstheme="minorHAnsi"/>
                 <w:sz w:val="28"/>
               </w:rPr>
             </w:pPr>
             <w:r>
               <w:rPr>
+                <w:rFonts w:asciiTheme="minorHAnsi" w:hAnsiTheme="minorHAnsi" w:cstheme="minorHAnsi"/>
                 <w:sz w:val="28"/>
               </w:rPr>
               <w:t>|       |   `-- index.html</w:t>
@@ -55367,11 +55485,13 @@
             <w:pPr>
               <w:spacing w:before="80" w:after="80"/>
               <w:rPr>
+                <w:rFonts w:asciiTheme="minorHAnsi" w:hAnsiTheme="minorHAnsi" w:cstheme="minorHAnsi"/>
                 <w:sz w:val="28"/>
               </w:rPr>
             </w:pPr>
             <w:r>
               <w:rPr>
+                <w:rFonts w:asciiTheme="minorHAnsi" w:hAnsiTheme="minorHAnsi" w:cstheme="minorHAnsi"/>
                 <w:sz w:val="28"/>
               </w:rPr>
               <w:t>|       |-- pdf/</w:t>
@@ -55381,11 +55501,13 @@
             <w:pPr>
               <w:spacing w:before="80" w:after="80"/>
               <w:rPr>
+                <w:rFonts w:asciiTheme="minorHAnsi" w:hAnsiTheme="minorHAnsi" w:cstheme="minorHAnsi"/>
                 <w:sz w:val="28"/>
               </w:rPr>
             </w:pPr>
             <w:r>
               <w:rPr>
+                <w:rFonts w:asciiTheme="minorHAnsi" w:hAnsiTheme="minorHAnsi" w:cstheme="minorHAnsi"/>
                 <w:sz w:val="28"/>
               </w:rPr>
               <w:t>|       |   `-- hoa_don_pdf.html</w:t>
@@ -55395,11 +55517,13 @@
             <w:pPr>
               <w:spacing w:before="80" w:after="80"/>
               <w:rPr>
+                <w:rFonts w:asciiTheme="minorHAnsi" w:hAnsiTheme="minorHAnsi" w:cstheme="minorHAnsi"/>
                 <w:sz w:val="28"/>
               </w:rPr>
             </w:pPr>
             <w:r>
               <w:rPr>
+                <w:rFonts w:asciiTheme="minorHAnsi" w:hAnsiTheme="minorHAnsi" w:cstheme="minorHAnsi"/>
                 <w:sz w:val="28"/>
               </w:rPr>
               <w:t xml:space="preserve">|       |-- </w:t>
@@ -55407,6 +55531,7 @@
             <w:proofErr w:type="spellStart"/>
             <w:r>
               <w:rPr>
+                <w:rFonts w:asciiTheme="minorHAnsi" w:hAnsiTheme="minorHAnsi" w:cstheme="minorHAnsi"/>
                 <w:sz w:val="28"/>
               </w:rPr>
               <w:t>phong</w:t>
@@ -55414,6 +55539,7 @@
             <w:proofErr w:type="spellEnd"/>
             <w:r>
               <w:rPr>
+                <w:rFonts w:asciiTheme="minorHAnsi" w:hAnsiTheme="minorHAnsi" w:cstheme="minorHAnsi"/>
                 <w:sz w:val="28"/>
               </w:rPr>
               <w:t>/</w:t>
@@ -55423,11 +55549,13 @@
             <w:pPr>
               <w:spacing w:before="80" w:after="80"/>
               <w:rPr>
+                <w:rFonts w:asciiTheme="minorHAnsi" w:hAnsiTheme="minorHAnsi" w:cstheme="minorHAnsi"/>
                 <w:sz w:val="28"/>
               </w:rPr>
             </w:pPr>
             <w:r>
               <w:rPr>
+                <w:rFonts w:asciiTheme="minorHAnsi" w:hAnsiTheme="minorHAnsi" w:cstheme="minorHAnsi"/>
                 <w:sz w:val="28"/>
               </w:rPr>
               <w:t>|       |   |-- form.html</w:t>
@@ -55437,11 +55565,13 @@
             <w:pPr>
               <w:spacing w:before="80" w:after="80"/>
               <w:rPr>
+                <w:rFonts w:asciiTheme="minorHAnsi" w:hAnsiTheme="minorHAnsi" w:cstheme="minorHAnsi"/>
                 <w:sz w:val="28"/>
               </w:rPr>
             </w:pPr>
             <w:r>
               <w:rPr>
+                <w:rFonts w:asciiTheme="minorHAnsi" w:hAnsiTheme="minorHAnsi" w:cstheme="minorHAnsi"/>
                 <w:sz w:val="28"/>
               </w:rPr>
               <w:t>|       |   `-- index.html</w:t>
@@ -55451,11 +55581,13 @@
             <w:pPr>
               <w:spacing w:before="80" w:after="80"/>
               <w:rPr>
+                <w:rFonts w:asciiTheme="minorHAnsi" w:hAnsiTheme="minorHAnsi" w:cstheme="minorHAnsi"/>
                 <w:sz w:val="28"/>
               </w:rPr>
             </w:pPr>
             <w:r>
               <w:rPr>
+                <w:rFonts w:asciiTheme="minorHAnsi" w:hAnsiTheme="minorHAnsi" w:cstheme="minorHAnsi"/>
                 <w:sz w:val="28"/>
               </w:rPr>
               <w:t xml:space="preserve">|       |-- </w:t>
@@ -55463,6 +55595,7 @@
             <w:proofErr w:type="spellStart"/>
             <w:r>
               <w:rPr>
+                <w:rFonts w:asciiTheme="minorHAnsi" w:hAnsiTheme="minorHAnsi" w:cstheme="minorHAnsi"/>
                 <w:sz w:val="28"/>
               </w:rPr>
               <w:t>thanh_toan</w:t>
@@ -55470,6 +55603,7 @@
             <w:proofErr w:type="spellEnd"/>
             <w:r>
               <w:rPr>
+                <w:rFonts w:asciiTheme="minorHAnsi" w:hAnsiTheme="minorHAnsi" w:cstheme="minorHAnsi"/>
                 <w:sz w:val="28"/>
               </w:rPr>
               <w:t>/</w:t>
@@ -55479,11 +55613,13 @@
             <w:pPr>
               <w:spacing w:before="80" w:after="80"/>
               <w:rPr>
+                <w:rFonts w:asciiTheme="minorHAnsi" w:hAnsiTheme="minorHAnsi" w:cstheme="minorHAnsi"/>
                 <w:sz w:val="28"/>
               </w:rPr>
             </w:pPr>
             <w:r>
               <w:rPr>
+                <w:rFonts w:asciiTheme="minorHAnsi" w:hAnsiTheme="minorHAnsi" w:cstheme="minorHAnsi"/>
                 <w:sz w:val="28"/>
               </w:rPr>
               <w:t>|       |   `-- index.html</w:t>
@@ -55493,11 +55629,13 @@
             <w:pPr>
               <w:spacing w:before="80" w:after="80"/>
               <w:rPr>
+                <w:rFonts w:asciiTheme="minorHAnsi" w:hAnsiTheme="minorHAnsi" w:cstheme="minorHAnsi"/>
                 <w:sz w:val="28"/>
               </w:rPr>
             </w:pPr>
             <w:r>
               <w:rPr>
+                <w:rFonts w:asciiTheme="minorHAnsi" w:hAnsiTheme="minorHAnsi" w:cstheme="minorHAnsi"/>
                 <w:sz w:val="28"/>
               </w:rPr>
               <w:t xml:space="preserve">|       `-- </w:t>
@@ -55505,6 +55643,7 @@
             <w:proofErr w:type="spellStart"/>
             <w:r>
               <w:rPr>
+                <w:rFonts w:asciiTheme="minorHAnsi" w:hAnsiTheme="minorHAnsi" w:cstheme="minorHAnsi"/>
                 <w:sz w:val="28"/>
               </w:rPr>
               <w:t>thong_ke</w:t>
@@ -55512,6 +55651,7 @@
             <w:proofErr w:type="spellEnd"/>
             <w:r>
               <w:rPr>
+                <w:rFonts w:asciiTheme="minorHAnsi" w:hAnsiTheme="minorHAnsi" w:cstheme="minorHAnsi"/>
                 <w:sz w:val="28"/>
               </w:rPr>
               <w:t>/</w:t>
@@ -55521,11 +55661,13 @@
             <w:pPr>
               <w:spacing w:before="80" w:after="80"/>
               <w:rPr>
+                <w:rFonts w:asciiTheme="minorHAnsi" w:hAnsiTheme="minorHAnsi" w:cstheme="minorHAnsi"/>
                 <w:sz w:val="28"/>
               </w:rPr>
             </w:pPr>
             <w:r>
               <w:rPr>
+                <w:rFonts w:asciiTheme="minorHAnsi" w:hAnsiTheme="minorHAnsi" w:cstheme="minorHAnsi"/>
                 <w:sz w:val="28"/>
               </w:rPr>
               <w:t>|           `-- index.html</w:t>
@@ -55535,11 +55677,13 @@
             <w:pPr>
               <w:spacing w:before="80" w:after="80"/>
               <w:rPr>
+                <w:rFonts w:asciiTheme="minorHAnsi" w:hAnsiTheme="minorHAnsi" w:cstheme="minorHAnsi"/>
                 <w:sz w:val="28"/>
               </w:rPr>
             </w:pPr>
             <w:r>
               <w:rPr>
+                <w:rFonts w:asciiTheme="minorHAnsi" w:hAnsiTheme="minorHAnsi" w:cstheme="minorHAnsi"/>
                 <w:sz w:val="28"/>
               </w:rPr>
               <w:t>|-- migrations/</w:t>
@@ -55549,11 +55693,13 @@
             <w:pPr>
               <w:spacing w:before="80" w:after="80"/>
               <w:rPr>
+                <w:rFonts w:asciiTheme="minorHAnsi" w:hAnsiTheme="minorHAnsi" w:cstheme="minorHAnsi"/>
                 <w:sz w:val="28"/>
               </w:rPr>
             </w:pPr>
             <w:r>
               <w:rPr>
+                <w:rFonts w:asciiTheme="minorHAnsi" w:hAnsiTheme="minorHAnsi" w:cstheme="minorHAnsi"/>
                 <w:sz w:val="28"/>
               </w:rPr>
               <w:t>|   |-- README</w:t>
@@ -55563,11 +55709,13 @@
             <w:pPr>
               <w:spacing w:before="80" w:after="80"/>
               <w:rPr>
+                <w:rFonts w:asciiTheme="minorHAnsi" w:hAnsiTheme="minorHAnsi" w:cstheme="minorHAnsi"/>
                 <w:sz w:val="28"/>
               </w:rPr>
             </w:pPr>
             <w:r>
               <w:rPr>
+                <w:rFonts w:asciiTheme="minorHAnsi" w:hAnsiTheme="minorHAnsi" w:cstheme="minorHAnsi"/>
                 <w:sz w:val="28"/>
               </w:rPr>
               <w:t>|   |-- alembic.ini</w:t>
@@ -55577,11 +55725,13 @@
             <w:pPr>
               <w:spacing w:before="80" w:after="80"/>
               <w:rPr>
+                <w:rFonts w:asciiTheme="minorHAnsi" w:hAnsiTheme="minorHAnsi" w:cstheme="minorHAnsi"/>
                 <w:sz w:val="28"/>
               </w:rPr>
             </w:pPr>
             <w:r>
               <w:rPr>
+                <w:rFonts w:asciiTheme="minorHAnsi" w:hAnsiTheme="minorHAnsi" w:cstheme="minorHAnsi"/>
                 <w:sz w:val="28"/>
               </w:rPr>
               <w:t>|   |-- env.py</w:t>
@@ -55591,11 +55741,13 @@
             <w:pPr>
               <w:spacing w:before="80" w:after="80"/>
               <w:rPr>
+                <w:rFonts w:asciiTheme="minorHAnsi" w:hAnsiTheme="minorHAnsi" w:cstheme="minorHAnsi"/>
                 <w:sz w:val="28"/>
               </w:rPr>
             </w:pPr>
             <w:r>
               <w:rPr>
+                <w:rFonts w:asciiTheme="minorHAnsi" w:hAnsiTheme="minorHAnsi" w:cstheme="minorHAnsi"/>
                 <w:sz w:val="28"/>
               </w:rPr>
               <w:t xml:space="preserve">|   |-- </w:t>
@@ -55604,6 +55756,7 @@
             <w:proofErr w:type="gramStart"/>
             <w:r>
               <w:rPr>
+                <w:rFonts w:asciiTheme="minorHAnsi" w:hAnsiTheme="minorHAnsi" w:cstheme="minorHAnsi"/>
                 <w:sz w:val="28"/>
               </w:rPr>
               <w:t>script.py.mako</w:t>
@@ -55615,11 +55768,13 @@
             <w:pPr>
               <w:spacing w:before="80" w:after="80"/>
               <w:rPr>
+                <w:rFonts w:asciiTheme="minorHAnsi" w:hAnsiTheme="minorHAnsi" w:cstheme="minorHAnsi"/>
                 <w:sz w:val="28"/>
               </w:rPr>
             </w:pPr>
             <w:r>
               <w:rPr>
+                <w:rFonts w:asciiTheme="minorHAnsi" w:hAnsiTheme="minorHAnsi" w:cstheme="minorHAnsi"/>
                 <w:sz w:val="28"/>
               </w:rPr>
               <w:t>|   `-- versions/</w:t>
@@ -55629,11 +55784,13 @@
             <w:pPr>
               <w:spacing w:before="80" w:after="80"/>
               <w:rPr>
+                <w:rFonts w:asciiTheme="minorHAnsi" w:hAnsiTheme="minorHAnsi" w:cstheme="minorHAnsi"/>
                 <w:sz w:val="28"/>
               </w:rPr>
             </w:pPr>
             <w:r>
               <w:rPr>
+                <w:rFonts w:asciiTheme="minorHAnsi" w:hAnsiTheme="minorHAnsi" w:cstheme="minorHAnsi"/>
                 <w:sz w:val="28"/>
               </w:rPr>
               <w:t>|       `-- f8f98cfc925e_init_models.py</w:t>
@@ -55643,11 +55800,13 @@
             <w:pPr>
               <w:spacing w:before="80" w:after="80"/>
               <w:rPr>
+                <w:rFonts w:asciiTheme="minorHAnsi" w:hAnsiTheme="minorHAnsi" w:cstheme="minorHAnsi"/>
                 <w:sz w:val="28"/>
               </w:rPr>
             </w:pPr>
             <w:r>
               <w:rPr>
+                <w:rFonts w:asciiTheme="minorHAnsi" w:hAnsiTheme="minorHAnsi" w:cstheme="minorHAnsi"/>
                 <w:sz w:val="28"/>
               </w:rPr>
               <w:t>|-- static/</w:t>
@@ -55657,11 +55816,13 @@
             <w:pPr>
               <w:spacing w:before="80" w:after="80"/>
               <w:rPr>
+                <w:rFonts w:asciiTheme="minorHAnsi" w:hAnsiTheme="minorHAnsi" w:cstheme="minorHAnsi"/>
                 <w:sz w:val="28"/>
               </w:rPr>
             </w:pPr>
             <w:r>
               <w:rPr>
+                <w:rFonts w:asciiTheme="minorHAnsi" w:hAnsiTheme="minorHAnsi" w:cstheme="minorHAnsi"/>
                 <w:sz w:val="28"/>
               </w:rPr>
               <w:t xml:space="preserve">|   |-- </w:t>
@@ -55669,6 +55830,7 @@
             <w:proofErr w:type="spellStart"/>
             <w:r>
               <w:rPr>
+                <w:rFonts w:asciiTheme="minorHAnsi" w:hAnsiTheme="minorHAnsi" w:cstheme="minorHAnsi"/>
                 <w:sz w:val="28"/>
               </w:rPr>
               <w:t>css</w:t>
@@ -55676,6 +55838,7 @@
             <w:proofErr w:type="spellEnd"/>
             <w:r>
               <w:rPr>
+                <w:rFonts w:asciiTheme="minorHAnsi" w:hAnsiTheme="minorHAnsi" w:cstheme="minorHAnsi"/>
                 <w:sz w:val="28"/>
               </w:rPr>
               <w:t>/</w:t>
@@ -55685,11 +55848,13 @@
             <w:pPr>
               <w:spacing w:before="80" w:after="80"/>
               <w:rPr>
+                <w:rFonts w:asciiTheme="minorHAnsi" w:hAnsiTheme="minorHAnsi" w:cstheme="minorHAnsi"/>
                 <w:sz w:val="28"/>
               </w:rPr>
             </w:pPr>
             <w:r>
               <w:rPr>
+                <w:rFonts w:asciiTheme="minorHAnsi" w:hAnsiTheme="minorHAnsi" w:cstheme="minorHAnsi"/>
                 <w:sz w:val="28"/>
               </w:rPr>
               <w:t>|   |   `-- style.css</w:t>
@@ -55699,11 +55864,13 @@
             <w:pPr>
               <w:spacing w:before="80" w:after="80"/>
               <w:rPr>
+                <w:rFonts w:asciiTheme="minorHAnsi" w:hAnsiTheme="minorHAnsi" w:cstheme="minorHAnsi"/>
                 <w:sz w:val="28"/>
               </w:rPr>
             </w:pPr>
             <w:r>
               <w:rPr>
+                <w:rFonts w:asciiTheme="minorHAnsi" w:hAnsiTheme="minorHAnsi" w:cstheme="minorHAnsi"/>
                 <w:sz w:val="28"/>
               </w:rPr>
               <w:t xml:space="preserve">|   |-- </w:t>
@@ -55711,6 +55878,7 @@
             <w:proofErr w:type="spellStart"/>
             <w:r>
               <w:rPr>
+                <w:rFonts w:asciiTheme="minorHAnsi" w:hAnsiTheme="minorHAnsi" w:cstheme="minorHAnsi"/>
                 <w:sz w:val="28"/>
               </w:rPr>
               <w:t>img</w:t>
@@ -55718,6 +55886,7 @@
             <w:proofErr w:type="spellEnd"/>
             <w:r>
               <w:rPr>
+                <w:rFonts w:asciiTheme="minorHAnsi" w:hAnsiTheme="minorHAnsi" w:cstheme="minorHAnsi"/>
                 <w:sz w:val="28"/>
               </w:rPr>
               <w:t>/</w:t>
@@ -55727,18 +55896,22 @@
             <w:pPr>
               <w:spacing w:before="80" w:after="80"/>
               <w:rPr>
+                <w:rFonts w:asciiTheme="minorHAnsi" w:hAnsiTheme="minorHAnsi" w:cstheme="minorHAnsi"/>
                 <w:sz w:val="28"/>
               </w:rPr>
             </w:pPr>
             <w:r>
               <w:rPr>
+                <w:rFonts w:asciiTheme="minorHAnsi" w:hAnsiTheme="minorHAnsi" w:cstheme="minorHAnsi"/>
                 <w:sz w:val="28"/>
               </w:rPr>
+              <w:lastRenderedPageBreak/>
               <w:t xml:space="preserve">|   |-- </w:t>
             </w:r>
             <w:proofErr w:type="spellStart"/>
             <w:r>
               <w:rPr>
+                <w:rFonts w:asciiTheme="minorHAnsi" w:hAnsiTheme="minorHAnsi" w:cstheme="minorHAnsi"/>
                 <w:sz w:val="28"/>
               </w:rPr>
               <w:t>js</w:t>
@@ -55746,6 +55919,7 @@
             <w:proofErr w:type="spellEnd"/>
             <w:r>
               <w:rPr>
+                <w:rFonts w:asciiTheme="minorHAnsi" w:hAnsiTheme="minorHAnsi" w:cstheme="minorHAnsi"/>
                 <w:sz w:val="28"/>
               </w:rPr>
               <w:t>/</w:t>
@@ -55755,11 +55929,13 @@
             <w:pPr>
               <w:spacing w:before="80" w:after="80"/>
               <w:rPr>
+                <w:rFonts w:asciiTheme="minorHAnsi" w:hAnsiTheme="minorHAnsi" w:cstheme="minorHAnsi"/>
                 <w:sz w:val="28"/>
               </w:rPr>
             </w:pPr>
             <w:r>
               <w:rPr>
+                <w:rFonts w:asciiTheme="minorHAnsi" w:hAnsiTheme="minorHAnsi" w:cstheme="minorHAnsi"/>
                 <w:sz w:val="28"/>
               </w:rPr>
               <w:t>|   |   |-- dashboard.js</w:t>
@@ -55769,11 +55945,13 @@
             <w:pPr>
               <w:spacing w:before="80" w:after="80"/>
               <w:rPr>
+                <w:rFonts w:asciiTheme="minorHAnsi" w:hAnsiTheme="minorHAnsi" w:cstheme="minorHAnsi"/>
                 <w:sz w:val="28"/>
               </w:rPr>
             </w:pPr>
             <w:r>
               <w:rPr>
+                <w:rFonts w:asciiTheme="minorHAnsi" w:hAnsiTheme="minorHAnsi" w:cstheme="minorHAnsi"/>
                 <w:sz w:val="28"/>
               </w:rPr>
               <w:t>|   |   |-- main.js</w:t>
@@ -55783,11 +55961,13 @@
             <w:pPr>
               <w:spacing w:before="80" w:after="80"/>
               <w:rPr>
+                <w:rFonts w:asciiTheme="minorHAnsi" w:hAnsiTheme="minorHAnsi" w:cstheme="minorHAnsi"/>
                 <w:sz w:val="28"/>
               </w:rPr>
             </w:pPr>
             <w:r>
               <w:rPr>
+                <w:rFonts w:asciiTheme="minorHAnsi" w:hAnsiTheme="minorHAnsi" w:cstheme="minorHAnsi"/>
                 <w:sz w:val="28"/>
               </w:rPr>
               <w:t>|   |   |-- phong.js</w:t>
@@ -55797,14 +55977,15 @@
             <w:pPr>
               <w:spacing w:before="80" w:after="80"/>
               <w:rPr>
+                <w:rFonts w:asciiTheme="minorHAnsi" w:hAnsiTheme="minorHAnsi" w:cstheme="minorHAnsi"/>
                 <w:sz w:val="28"/>
               </w:rPr>
             </w:pPr>
             <w:r>
               <w:rPr>
+                <w:rFonts w:asciiTheme="minorHAnsi" w:hAnsiTheme="minorHAnsi" w:cstheme="minorHAnsi"/>
                 <w:sz w:val="28"/>
               </w:rPr>
-              <w:lastRenderedPageBreak/>
               <w:t>|   |   |-- thanh_toan.js</w:t>
             </w:r>
           </w:p>
@@ -55812,11 +55993,13 @@
             <w:pPr>
               <w:spacing w:before="80" w:after="80"/>
               <w:rPr>
+                <w:rFonts w:asciiTheme="minorHAnsi" w:hAnsiTheme="minorHAnsi" w:cstheme="minorHAnsi"/>
                 <w:sz w:val="28"/>
               </w:rPr>
             </w:pPr>
             <w:r>
               <w:rPr>
+                <w:rFonts w:asciiTheme="minorHAnsi" w:hAnsiTheme="minorHAnsi" w:cstheme="minorHAnsi"/>
                 <w:sz w:val="28"/>
               </w:rPr>
               <w:t>|   |   `-- thong_ke.js</w:t>
@@ -55826,11 +56009,13 @@
             <w:pPr>
               <w:spacing w:before="80" w:after="80"/>
               <w:rPr>
+                <w:rFonts w:asciiTheme="minorHAnsi" w:hAnsiTheme="minorHAnsi" w:cstheme="minorHAnsi"/>
                 <w:sz w:val="28"/>
               </w:rPr>
             </w:pPr>
             <w:r>
               <w:rPr>
+                <w:rFonts w:asciiTheme="minorHAnsi" w:hAnsiTheme="minorHAnsi" w:cstheme="minorHAnsi"/>
                 <w:sz w:val="28"/>
               </w:rPr>
               <w:t>|   `-- runtime/</w:t>
@@ -55840,11 +56025,13 @@
             <w:pPr>
               <w:spacing w:before="80" w:after="80"/>
               <w:rPr>
+                <w:rFonts w:asciiTheme="minorHAnsi" w:hAnsiTheme="minorHAnsi" w:cstheme="minorHAnsi"/>
                 <w:sz w:val="28"/>
               </w:rPr>
             </w:pPr>
             <w:r>
               <w:rPr>
+                <w:rFonts w:asciiTheme="minorHAnsi" w:hAnsiTheme="minorHAnsi" w:cstheme="minorHAnsi"/>
                 <w:sz w:val="28"/>
               </w:rPr>
               <w:t>|       `-- (</w:t>
@@ -55852,6 +56039,7 @@
             <w:proofErr w:type="spellStart"/>
             <w:r>
               <w:rPr>
+                <w:rFonts w:asciiTheme="minorHAnsi" w:hAnsiTheme="minorHAnsi" w:cstheme="minorHAnsi"/>
                 <w:sz w:val="28"/>
               </w:rPr>
               <w:t>thư</w:t>
@@ -55859,6 +56047,7 @@
             <w:proofErr w:type="spellEnd"/>
             <w:r>
               <w:rPr>
+                <w:rFonts w:asciiTheme="minorHAnsi" w:hAnsiTheme="minorHAnsi" w:cstheme="minorHAnsi"/>
                 <w:sz w:val="28"/>
               </w:rPr>
               <w:t xml:space="preserve"> </w:t>
@@ -55866,6 +56055,7 @@
             <w:proofErr w:type="spellStart"/>
             <w:r>
               <w:rPr>
+                <w:rFonts w:asciiTheme="minorHAnsi" w:hAnsiTheme="minorHAnsi" w:cstheme="minorHAnsi"/>
                 <w:sz w:val="28"/>
               </w:rPr>
               <w:t>mục</w:t>
@@ -55873,6 +56063,7 @@
             <w:proofErr w:type="spellEnd"/>
             <w:r>
               <w:rPr>
+                <w:rFonts w:asciiTheme="minorHAnsi" w:hAnsiTheme="minorHAnsi" w:cstheme="minorHAnsi"/>
                 <w:sz w:val="28"/>
               </w:rPr>
               <w:t xml:space="preserve"> runtime/</w:t>
@@ -55880,6 +56071,7 @@
             <w:proofErr w:type="spellStart"/>
             <w:r>
               <w:rPr>
+                <w:rFonts w:asciiTheme="minorHAnsi" w:hAnsiTheme="minorHAnsi" w:cstheme="minorHAnsi"/>
                 <w:sz w:val="28"/>
               </w:rPr>
               <w:t>phát</w:t>
@@ -55887,6 +56079,7 @@
             <w:proofErr w:type="spellEnd"/>
             <w:r>
               <w:rPr>
+                <w:rFonts w:asciiTheme="minorHAnsi" w:hAnsiTheme="minorHAnsi" w:cstheme="minorHAnsi"/>
                 <w:sz w:val="28"/>
               </w:rPr>
               <w:t xml:space="preserve"> </w:t>
@@ -55894,6 +56087,7 @@
             <w:proofErr w:type="spellStart"/>
             <w:r>
               <w:rPr>
+                <w:rFonts w:asciiTheme="minorHAnsi" w:hAnsiTheme="minorHAnsi" w:cstheme="minorHAnsi"/>
                 <w:sz w:val="28"/>
               </w:rPr>
               <w:t>sinh</w:t>
@@ -55901,6 +56095,7 @@
             <w:proofErr w:type="spellEnd"/>
             <w:r>
               <w:rPr>
+                <w:rFonts w:asciiTheme="minorHAnsi" w:hAnsiTheme="minorHAnsi" w:cstheme="minorHAnsi"/>
                 <w:sz w:val="28"/>
               </w:rPr>
               <w:t xml:space="preserve"> </w:t>
@@ -55908,6 +56103,7 @@
             <w:proofErr w:type="spellStart"/>
             <w:r>
               <w:rPr>
+                <w:rFonts w:asciiTheme="minorHAnsi" w:hAnsiTheme="minorHAnsi" w:cstheme="minorHAnsi"/>
                 <w:sz w:val="28"/>
               </w:rPr>
               <w:t>khi</w:t>
@@ -55915,6 +56111,7 @@
             <w:proofErr w:type="spellEnd"/>
             <w:r>
               <w:rPr>
+                <w:rFonts w:asciiTheme="minorHAnsi" w:hAnsiTheme="minorHAnsi" w:cstheme="minorHAnsi"/>
                 <w:sz w:val="28"/>
               </w:rPr>
               <w:t xml:space="preserve"> </w:t>
@@ -55922,6 +56119,7 @@
             <w:proofErr w:type="spellStart"/>
             <w:r>
               <w:rPr>
+                <w:rFonts w:asciiTheme="minorHAnsi" w:hAnsiTheme="minorHAnsi" w:cstheme="minorHAnsi"/>
                 <w:sz w:val="28"/>
               </w:rPr>
               <w:t>chạy</w:t>
@@ -55929,6 +56127,7 @@
             <w:proofErr w:type="spellEnd"/>
             <w:r>
               <w:rPr>
+                <w:rFonts w:asciiTheme="minorHAnsi" w:hAnsiTheme="minorHAnsi" w:cstheme="minorHAnsi"/>
                 <w:sz w:val="28"/>
               </w:rPr>
               <w:t>)</w:t>
@@ -55938,11 +56137,13 @@
             <w:pPr>
               <w:spacing w:before="80" w:after="80"/>
               <w:rPr>
+                <w:rFonts w:asciiTheme="minorHAnsi" w:hAnsiTheme="minorHAnsi" w:cstheme="minorHAnsi"/>
                 <w:sz w:val="28"/>
               </w:rPr>
             </w:pPr>
             <w:r>
               <w:rPr>
+                <w:rFonts w:asciiTheme="minorHAnsi" w:hAnsiTheme="minorHAnsi" w:cstheme="minorHAnsi"/>
                 <w:sz w:val="28"/>
               </w:rPr>
               <w:t>|-- tests/</w:t>
@@ -55952,11 +56153,13 @@
             <w:pPr>
               <w:spacing w:before="80" w:after="80"/>
               <w:rPr>
+                <w:rFonts w:asciiTheme="minorHAnsi" w:hAnsiTheme="minorHAnsi" w:cstheme="minorHAnsi"/>
                 <w:sz w:val="28"/>
               </w:rPr>
             </w:pPr>
             <w:r>
               <w:rPr>
+                <w:rFonts w:asciiTheme="minorHAnsi" w:hAnsiTheme="minorHAnsi" w:cstheme="minorHAnsi"/>
                 <w:sz w:val="28"/>
               </w:rPr>
               <w:t>|   |-- conftest.py</w:t>
@@ -55966,11 +56169,13 @@
             <w:pPr>
               <w:spacing w:before="80" w:after="80"/>
               <w:rPr>
+                <w:rFonts w:asciiTheme="minorHAnsi" w:hAnsiTheme="minorHAnsi" w:cstheme="minorHAnsi"/>
                 <w:sz w:val="28"/>
               </w:rPr>
             </w:pPr>
             <w:r>
               <w:rPr>
+                <w:rFonts w:asciiTheme="minorHAnsi" w:hAnsiTheme="minorHAnsi" w:cstheme="minorHAnsi"/>
                 <w:sz w:val="28"/>
               </w:rPr>
               <w:t>|   |-- test_api_phong.py</w:t>
@@ -55980,11 +56185,13 @@
             <w:pPr>
               <w:spacing w:before="80" w:after="80"/>
               <w:rPr>
+                <w:rFonts w:asciiTheme="minorHAnsi" w:hAnsiTheme="minorHAnsi" w:cstheme="minorHAnsi"/>
                 <w:sz w:val="28"/>
               </w:rPr>
             </w:pPr>
             <w:r>
               <w:rPr>
+                <w:rFonts w:asciiTheme="minorHAnsi" w:hAnsiTheme="minorHAnsi" w:cstheme="minorHAnsi"/>
                 <w:sz w:val="28"/>
               </w:rPr>
               <w:t>|   |-- test_bang_gia_copy.py</w:t>
@@ -55994,11 +56201,13 @@
             <w:pPr>
               <w:spacing w:before="80" w:after="80"/>
               <w:rPr>
+                <w:rFonts w:asciiTheme="minorHAnsi" w:hAnsiTheme="minorHAnsi" w:cstheme="minorHAnsi"/>
                 <w:sz w:val="28"/>
               </w:rPr>
             </w:pPr>
             <w:r>
               <w:rPr>
+                <w:rFonts w:asciiTheme="minorHAnsi" w:hAnsiTheme="minorHAnsi" w:cstheme="minorHAnsi"/>
                 <w:sz w:val="28"/>
               </w:rPr>
               <w:t>|   |-- test_contract_flow.py</w:t>
@@ -56008,11 +56217,13 @@
             <w:pPr>
               <w:spacing w:before="80" w:after="80"/>
               <w:rPr>
+                <w:rFonts w:asciiTheme="minorHAnsi" w:hAnsiTheme="minorHAnsi" w:cstheme="minorHAnsi"/>
                 <w:sz w:val="28"/>
               </w:rPr>
             </w:pPr>
             <w:r>
               <w:rPr>
+                <w:rFonts w:asciiTheme="minorHAnsi" w:hAnsiTheme="minorHAnsi" w:cstheme="minorHAnsi"/>
                 <w:sz w:val="28"/>
               </w:rPr>
               <w:t>|   |-- test_invoice_edges.py</w:t>
@@ -56022,11 +56233,13 @@
             <w:pPr>
               <w:spacing w:before="80" w:after="80"/>
               <w:rPr>
+                <w:rFonts w:asciiTheme="minorHAnsi" w:hAnsiTheme="minorHAnsi" w:cstheme="minorHAnsi"/>
                 <w:sz w:val="28"/>
               </w:rPr>
             </w:pPr>
             <w:r>
               <w:rPr>
+                <w:rFonts w:asciiTheme="minorHAnsi" w:hAnsiTheme="minorHAnsi" w:cstheme="minorHAnsi"/>
                 <w:sz w:val="28"/>
               </w:rPr>
               <w:t>|   |-- test_invoice_service.py</w:t>
@@ -56036,11 +56249,13 @@
             <w:pPr>
               <w:spacing w:before="80" w:after="80"/>
               <w:rPr>
+                <w:rFonts w:asciiTheme="minorHAnsi" w:hAnsiTheme="minorHAnsi" w:cstheme="minorHAnsi"/>
                 <w:sz w:val="28"/>
               </w:rPr>
             </w:pPr>
             <w:r>
               <w:rPr>
+                <w:rFonts w:asciiTheme="minorHAnsi" w:hAnsiTheme="minorHAnsi" w:cstheme="minorHAnsi"/>
                 <w:sz w:val="28"/>
               </w:rPr>
               <w:t>|   |-- test_models.py</w:t>
@@ -56050,11 +56265,13 @@
             <w:pPr>
               <w:spacing w:before="80" w:after="80"/>
               <w:rPr>
+                <w:rFonts w:asciiTheme="minorHAnsi" w:hAnsiTheme="minorHAnsi" w:cstheme="minorHAnsi"/>
                 <w:sz w:val="28"/>
               </w:rPr>
             </w:pPr>
             <w:r>
               <w:rPr>
+                <w:rFonts w:asciiTheme="minorHAnsi" w:hAnsiTheme="minorHAnsi" w:cstheme="minorHAnsi"/>
                 <w:sz w:val="28"/>
               </w:rPr>
               <w:t>|   |-- test_payment_invoice_flow.py</w:t>
@@ -56064,11 +56281,13 @@
             <w:pPr>
               <w:spacing w:before="80" w:after="80"/>
               <w:rPr>
+                <w:rFonts w:asciiTheme="minorHAnsi" w:hAnsiTheme="minorHAnsi" w:cstheme="minorHAnsi"/>
                 <w:sz w:val="28"/>
               </w:rPr>
             </w:pPr>
             <w:r>
               <w:rPr>
+                <w:rFonts w:asciiTheme="minorHAnsi" w:hAnsiTheme="minorHAnsi" w:cstheme="minorHAnsi"/>
                 <w:sz w:val="28"/>
               </w:rPr>
               <w:t>|   |-- test_smoke.py</w:t>
@@ -56078,11 +56297,13 @@
             <w:pPr>
               <w:spacing w:before="80" w:after="80"/>
               <w:rPr>
+                <w:rFonts w:asciiTheme="minorHAnsi" w:hAnsiTheme="minorHAnsi" w:cstheme="minorHAnsi"/>
                 <w:sz w:val="28"/>
               </w:rPr>
             </w:pPr>
             <w:r>
               <w:rPr>
+                <w:rFonts w:asciiTheme="minorHAnsi" w:hAnsiTheme="minorHAnsi" w:cstheme="minorHAnsi"/>
                 <w:sz w:val="28"/>
               </w:rPr>
               <w:t>|   |-- test_statistics.py</w:t>
@@ -56092,11 +56313,13 @@
             <w:pPr>
               <w:spacing w:before="80" w:after="80"/>
               <w:rPr>
+                <w:rFonts w:asciiTheme="minorHAnsi" w:hAnsiTheme="minorHAnsi" w:cstheme="minorHAnsi"/>
                 <w:sz w:val="28"/>
               </w:rPr>
             </w:pPr>
             <w:r>
               <w:rPr>
+                <w:rFonts w:asciiTheme="minorHAnsi" w:hAnsiTheme="minorHAnsi" w:cstheme="minorHAnsi"/>
                 <w:sz w:val="28"/>
               </w:rPr>
               <w:t>|   |</w:t>
@@ -56104,6 +56327,7 @@
             <w:proofErr w:type="gramStart"/>
             <w:r>
               <w:rPr>
+                <w:rFonts w:asciiTheme="minorHAnsi" w:hAnsiTheme="minorHAnsi" w:cstheme="minorHAnsi"/>
                 <w:sz w:val="28"/>
               </w:rPr>
               <w:t>-- .runtime</w:t>
@@ -56111,6 +56335,7 @@
             <w:proofErr w:type="gramEnd"/>
             <w:r>
               <w:rPr>
+                <w:rFonts w:asciiTheme="minorHAnsi" w:hAnsiTheme="minorHAnsi" w:cstheme="minorHAnsi"/>
                 <w:sz w:val="28"/>
               </w:rPr>
               <w:t>/</w:t>
@@ -56120,11 +56345,13 @@
             <w:pPr>
               <w:spacing w:before="80" w:after="80"/>
               <w:rPr>
+                <w:rFonts w:asciiTheme="minorHAnsi" w:hAnsiTheme="minorHAnsi" w:cstheme="minorHAnsi"/>
                 <w:sz w:val="28"/>
               </w:rPr>
             </w:pPr>
             <w:r>
               <w:rPr>
+                <w:rFonts w:asciiTheme="minorHAnsi" w:hAnsiTheme="minorHAnsi" w:cstheme="minorHAnsi"/>
                 <w:sz w:val="28"/>
               </w:rPr>
               <w:t>|   |-- pytest-cache-files-0gxr340r/</w:t>
@@ -56134,11 +56361,13 @@
             <w:pPr>
               <w:spacing w:before="80" w:after="80"/>
               <w:rPr>
+                <w:rFonts w:asciiTheme="minorHAnsi" w:hAnsiTheme="minorHAnsi" w:cstheme="minorHAnsi"/>
                 <w:sz w:val="28"/>
               </w:rPr>
             </w:pPr>
             <w:r>
               <w:rPr>
+                <w:rFonts w:asciiTheme="minorHAnsi" w:hAnsiTheme="minorHAnsi" w:cstheme="minorHAnsi"/>
                 <w:sz w:val="28"/>
               </w:rPr>
               <w:t>|   |-- pytest-cache-files-f3fuy8ef/</w:t>
@@ -56148,11 +56377,13 @@
             <w:pPr>
               <w:spacing w:before="80" w:after="80"/>
               <w:rPr>
+                <w:rFonts w:asciiTheme="minorHAnsi" w:hAnsiTheme="minorHAnsi" w:cstheme="minorHAnsi"/>
                 <w:sz w:val="28"/>
               </w:rPr>
             </w:pPr>
             <w:r>
               <w:rPr>
+                <w:rFonts w:asciiTheme="minorHAnsi" w:hAnsiTheme="minorHAnsi" w:cstheme="minorHAnsi"/>
                 <w:sz w:val="28"/>
               </w:rPr>
               <w:t>|   `-- __</w:t>
@@ -56160,6 +56391,7 @@
             <w:proofErr w:type="spellStart"/>
             <w:r>
               <w:rPr>
+                <w:rFonts w:asciiTheme="minorHAnsi" w:hAnsiTheme="minorHAnsi" w:cstheme="minorHAnsi"/>
                 <w:sz w:val="28"/>
               </w:rPr>
               <w:t>pycache</w:t>
@@ -56167,6 +56399,7 @@
             <w:proofErr w:type="spellEnd"/>
             <w:r>
               <w:rPr>
+                <w:rFonts w:asciiTheme="minorHAnsi" w:hAnsiTheme="minorHAnsi" w:cstheme="minorHAnsi"/>
                 <w:sz w:val="28"/>
               </w:rPr>
               <w:t>__/</w:t>
@@ -56176,11 +56409,13 @@
             <w:pPr>
               <w:spacing w:before="80" w:after="80"/>
               <w:rPr>
+                <w:rFonts w:asciiTheme="minorHAnsi" w:hAnsiTheme="minorHAnsi" w:cstheme="minorHAnsi"/>
                 <w:sz w:val="28"/>
               </w:rPr>
             </w:pPr>
             <w:r>
               <w:rPr>
+                <w:rFonts w:asciiTheme="minorHAnsi" w:hAnsiTheme="minorHAnsi" w:cstheme="minorHAnsi"/>
                 <w:sz w:val="28"/>
               </w:rPr>
               <w:t xml:space="preserve">|-- </w:t>
@@ -56188,6 +56423,7 @@
             <w:proofErr w:type="spellStart"/>
             <w:r>
               <w:rPr>
+                <w:rFonts w:asciiTheme="minorHAnsi" w:hAnsiTheme="minorHAnsi" w:cstheme="minorHAnsi"/>
                 <w:sz w:val="28"/>
               </w:rPr>
               <w:t>venv</w:t>
@@ -56195,6 +56431,7 @@
             <w:proofErr w:type="spellEnd"/>
             <w:r>
               <w:rPr>
+                <w:rFonts w:asciiTheme="minorHAnsi" w:hAnsiTheme="minorHAnsi" w:cstheme="minorHAnsi"/>
                 <w:sz w:val="28"/>
               </w:rPr>
               <w:t>/</w:t>
@@ -56204,11 +56441,13 @@
             <w:pPr>
               <w:spacing w:before="80" w:after="80"/>
               <w:rPr>
+                <w:rFonts w:asciiTheme="minorHAnsi" w:hAnsiTheme="minorHAnsi" w:cstheme="minorHAnsi"/>
                 <w:sz w:val="28"/>
               </w:rPr>
             </w:pPr>
             <w:r>
               <w:rPr>
+                <w:rFonts w:asciiTheme="minorHAnsi" w:hAnsiTheme="minorHAnsi" w:cstheme="minorHAnsi"/>
                 <w:sz w:val="28"/>
               </w:rPr>
               <w:t xml:space="preserve">|   `-- </w:t>
@@ -56216,6 +56455,7 @@
             <w:proofErr w:type="spellStart"/>
             <w:r>
               <w:rPr>
+                <w:rFonts w:asciiTheme="minorHAnsi" w:hAnsiTheme="minorHAnsi" w:cstheme="minorHAnsi"/>
                 <w:sz w:val="28"/>
               </w:rPr>
               <w:t>môi</w:t>
@@ -56223,6 +56463,7 @@
             <w:proofErr w:type="spellEnd"/>
             <w:r>
               <w:rPr>
+                <w:rFonts w:asciiTheme="minorHAnsi" w:hAnsiTheme="minorHAnsi" w:cstheme="minorHAnsi"/>
                 <w:sz w:val="28"/>
               </w:rPr>
               <w:t xml:space="preserve"> </w:t>
@@ -56230,6 +56471,7 @@
             <w:proofErr w:type="spellStart"/>
             <w:r>
               <w:rPr>
+                <w:rFonts w:asciiTheme="minorHAnsi" w:hAnsiTheme="minorHAnsi" w:cstheme="minorHAnsi"/>
                 <w:sz w:val="28"/>
               </w:rPr>
               <w:t>trường</w:t>
@@ -56237,6 +56479,7 @@
             <w:proofErr w:type="spellEnd"/>
             <w:r>
               <w:rPr>
+                <w:rFonts w:asciiTheme="minorHAnsi" w:hAnsiTheme="minorHAnsi" w:cstheme="minorHAnsi"/>
                 <w:sz w:val="28"/>
               </w:rPr>
               <w:t xml:space="preserve"> </w:t>
@@ -56244,6 +56487,7 @@
             <w:proofErr w:type="spellStart"/>
             <w:r>
               <w:rPr>
+                <w:rFonts w:asciiTheme="minorHAnsi" w:hAnsiTheme="minorHAnsi" w:cstheme="minorHAnsi"/>
                 <w:sz w:val="28"/>
               </w:rPr>
               <w:t>ảo</w:t>
@@ -56251,6 +56495,7 @@
             <w:proofErr w:type="spellEnd"/>
             <w:r>
               <w:rPr>
+                <w:rFonts w:asciiTheme="minorHAnsi" w:hAnsiTheme="minorHAnsi" w:cstheme="minorHAnsi"/>
                 <w:sz w:val="28"/>
               </w:rPr>
               <w:t xml:space="preserve"> Python </w:t>
@@ -56258,6 +56503,7 @@
             <w:proofErr w:type="spellStart"/>
             <w:r>
               <w:rPr>
+                <w:rFonts w:asciiTheme="minorHAnsi" w:hAnsiTheme="minorHAnsi" w:cstheme="minorHAnsi"/>
                 <w:sz w:val="28"/>
               </w:rPr>
               <w:t>của</w:t>
@@ -56265,6 +56511,7 @@
             <w:proofErr w:type="spellEnd"/>
             <w:r>
               <w:rPr>
+                <w:rFonts w:asciiTheme="minorHAnsi" w:hAnsiTheme="minorHAnsi" w:cstheme="minorHAnsi"/>
                 <w:sz w:val="28"/>
               </w:rPr>
               <w:t xml:space="preserve"> </w:t>
@@ -56272,6 +56519,7 @@
             <w:proofErr w:type="spellStart"/>
             <w:r>
               <w:rPr>
+                <w:rFonts w:asciiTheme="minorHAnsi" w:hAnsiTheme="minorHAnsi" w:cstheme="minorHAnsi"/>
                 <w:sz w:val="28"/>
               </w:rPr>
               <w:t>dự</w:t>
@@ -56279,6 +56527,7 @@
             <w:proofErr w:type="spellEnd"/>
             <w:r>
               <w:rPr>
+                <w:rFonts w:asciiTheme="minorHAnsi" w:hAnsiTheme="minorHAnsi" w:cstheme="minorHAnsi"/>
                 <w:sz w:val="28"/>
               </w:rPr>
               <w:t xml:space="preserve"> </w:t>
@@ -56286,6 +56535,7 @@
             <w:proofErr w:type="spellStart"/>
             <w:r>
               <w:rPr>
+                <w:rFonts w:asciiTheme="minorHAnsi" w:hAnsiTheme="minorHAnsi" w:cstheme="minorHAnsi"/>
                 <w:sz w:val="28"/>
               </w:rPr>
               <w:t>án</w:t>
@@ -56296,11 +56546,13 @@
             <w:pPr>
               <w:spacing w:before="80" w:after="80"/>
               <w:rPr>
+                <w:rFonts w:asciiTheme="minorHAnsi" w:hAnsiTheme="minorHAnsi" w:cstheme="minorHAnsi"/>
                 <w:sz w:val="28"/>
               </w:rPr>
             </w:pPr>
             <w:r>
               <w:rPr>
+                <w:rFonts w:asciiTheme="minorHAnsi" w:hAnsiTheme="minorHAnsi" w:cstheme="minorHAnsi"/>
                 <w:sz w:val="28"/>
               </w:rPr>
               <w:t>|-- __</w:t>
@@ -56308,6 +56560,7 @@
             <w:proofErr w:type="spellStart"/>
             <w:r>
               <w:rPr>
+                <w:rFonts w:asciiTheme="minorHAnsi" w:hAnsiTheme="minorHAnsi" w:cstheme="minorHAnsi"/>
                 <w:sz w:val="28"/>
               </w:rPr>
               <w:t>pycache</w:t>
@@ -56315,6 +56568,7 @@
             <w:proofErr w:type="spellEnd"/>
             <w:r>
               <w:rPr>
+                <w:rFonts w:asciiTheme="minorHAnsi" w:hAnsiTheme="minorHAnsi" w:cstheme="minorHAnsi"/>
                 <w:sz w:val="28"/>
               </w:rPr>
               <w:t>__/</w:t>
@@ -56324,11 +56578,13 @@
             <w:pPr>
               <w:spacing w:before="80" w:after="80"/>
               <w:rPr>
+                <w:rFonts w:asciiTheme="minorHAnsi" w:hAnsiTheme="minorHAnsi" w:cstheme="minorHAnsi"/>
                 <w:sz w:val="28"/>
               </w:rPr>
             </w:pPr>
             <w:r>
               <w:rPr>
+                <w:rFonts w:asciiTheme="minorHAnsi" w:hAnsiTheme="minorHAnsi" w:cstheme="minorHAnsi"/>
                 <w:sz w:val="28"/>
               </w:rPr>
               <w:t>|   `-- cache Python ở root</w:t>
@@ -56338,11 +56594,13 @@
             <w:pPr>
               <w:spacing w:before="80" w:after="80"/>
               <w:rPr>
+                <w:rFonts w:asciiTheme="minorHAnsi" w:hAnsiTheme="minorHAnsi" w:cstheme="minorHAnsi"/>
                 <w:sz w:val="28"/>
               </w:rPr>
             </w:pPr>
             <w:r>
               <w:rPr>
+                <w:rFonts w:asciiTheme="minorHAnsi" w:hAnsiTheme="minorHAnsi" w:cstheme="minorHAnsi"/>
                 <w:sz w:val="28"/>
               </w:rPr>
               <w:t>|</w:t>
@@ -56350,6 +56608,7 @@
             <w:proofErr w:type="gramStart"/>
             <w:r>
               <w:rPr>
+                <w:rFonts w:asciiTheme="minorHAnsi" w:hAnsiTheme="minorHAnsi" w:cstheme="minorHAnsi"/>
                 <w:sz w:val="28"/>
               </w:rPr>
               <w:t>-- .</w:t>
@@ -56357,6 +56616,7 @@
             <w:proofErr w:type="spellStart"/>
             <w:r>
               <w:rPr>
+                <w:rFonts w:asciiTheme="minorHAnsi" w:hAnsiTheme="minorHAnsi" w:cstheme="minorHAnsi"/>
                 <w:sz w:val="28"/>
               </w:rPr>
               <w:t>gitignore</w:t>
@@ -56368,11 +56628,13 @@
             <w:pPr>
               <w:spacing w:before="80" w:after="80"/>
               <w:rPr>
+                <w:rFonts w:asciiTheme="minorHAnsi" w:hAnsiTheme="minorHAnsi" w:cstheme="minorHAnsi"/>
                 <w:sz w:val="28"/>
               </w:rPr>
             </w:pPr>
             <w:r>
               <w:rPr>
+                <w:rFonts w:asciiTheme="minorHAnsi" w:hAnsiTheme="minorHAnsi" w:cstheme="minorHAnsi"/>
                 <w:sz w:val="28"/>
               </w:rPr>
               <w:t>|-- config.py</w:t>
@@ -56382,11 +56644,13 @@
             <w:pPr>
               <w:spacing w:before="80" w:after="80"/>
               <w:rPr>
+                <w:rFonts w:asciiTheme="minorHAnsi" w:hAnsiTheme="minorHAnsi" w:cstheme="minorHAnsi"/>
                 <w:sz w:val="28"/>
               </w:rPr>
             </w:pPr>
             <w:r>
               <w:rPr>
+                <w:rFonts w:asciiTheme="minorHAnsi" w:hAnsiTheme="minorHAnsi" w:cstheme="minorHAnsi"/>
                 <w:sz w:val="28"/>
               </w:rPr>
               <w:t>|-- HANDOFF_NOTES.md</w:t>
@@ -56396,11 +56660,13 @@
             <w:pPr>
               <w:spacing w:before="80" w:after="80"/>
               <w:rPr>
+                <w:rFonts w:asciiTheme="minorHAnsi" w:hAnsiTheme="minorHAnsi" w:cstheme="minorHAnsi"/>
                 <w:sz w:val="28"/>
               </w:rPr>
             </w:pPr>
             <w:r>
               <w:rPr>
+                <w:rFonts w:asciiTheme="minorHAnsi" w:hAnsiTheme="minorHAnsi" w:cstheme="minorHAnsi"/>
                 <w:sz w:val="28"/>
               </w:rPr>
               <w:t>|-- mo-ta-y-tuong-quan-ly-nha-tro_FINAL_.md</w:t>
@@ -56410,11 +56676,13 @@
             <w:pPr>
               <w:spacing w:before="80" w:after="80"/>
               <w:rPr>
+                <w:rFonts w:asciiTheme="minorHAnsi" w:hAnsiTheme="minorHAnsi" w:cstheme="minorHAnsi"/>
                 <w:sz w:val="28"/>
               </w:rPr>
             </w:pPr>
             <w:r>
               <w:rPr>
+                <w:rFonts w:asciiTheme="minorHAnsi" w:hAnsiTheme="minorHAnsi" w:cstheme="minorHAnsi"/>
                 <w:sz w:val="28"/>
               </w:rPr>
               <w:t>|-- nhatrobinhdan.png</w:t>
@@ -56424,11 +56692,13 @@
             <w:pPr>
               <w:spacing w:before="80" w:after="80"/>
               <w:rPr>
+                <w:rFonts w:asciiTheme="minorHAnsi" w:hAnsiTheme="minorHAnsi" w:cstheme="minorHAnsi"/>
                 <w:sz w:val="28"/>
               </w:rPr>
             </w:pPr>
             <w:r>
               <w:rPr>
+                <w:rFonts w:asciiTheme="minorHAnsi" w:hAnsiTheme="minorHAnsi" w:cstheme="minorHAnsi"/>
                 <w:sz w:val="28"/>
               </w:rPr>
               <w:t xml:space="preserve">|-- </w:t>
@@ -56436,6 +56706,7 @@
             <w:proofErr w:type="spellStart"/>
             <w:r>
               <w:rPr>
+                <w:rFonts w:asciiTheme="minorHAnsi" w:hAnsiTheme="minorHAnsi" w:cstheme="minorHAnsi"/>
                 <w:sz w:val="28"/>
               </w:rPr>
               <w:t>nha_tro.db</w:t>
@@ -56446,18 +56717,22 @@
             <w:pPr>
               <w:spacing w:before="80" w:after="80"/>
               <w:rPr>
+                <w:rFonts w:asciiTheme="minorHAnsi" w:hAnsiTheme="minorHAnsi" w:cstheme="minorHAnsi"/>
                 <w:sz w:val="28"/>
               </w:rPr>
             </w:pPr>
             <w:r>
               <w:rPr>
+                <w:rFonts w:asciiTheme="minorHAnsi" w:hAnsiTheme="minorHAnsi" w:cstheme="minorHAnsi"/>
                 <w:sz w:val="28"/>
               </w:rPr>
+              <w:lastRenderedPageBreak/>
               <w:t xml:space="preserve">|-- </w:t>
             </w:r>
             <w:proofErr w:type="spellStart"/>
             <w:r>
               <w:rPr>
+                <w:rFonts w:asciiTheme="minorHAnsi" w:hAnsiTheme="minorHAnsi" w:cstheme="minorHAnsi"/>
                 <w:sz w:val="28"/>
               </w:rPr>
               <w:t>nha_tro.dbml</w:t>
@@ -56468,11 +56743,13 @@
             <w:pPr>
               <w:spacing w:before="80" w:after="80"/>
               <w:rPr>
+                <w:rFonts w:asciiTheme="minorHAnsi" w:hAnsiTheme="minorHAnsi" w:cstheme="minorHAnsi"/>
                 <w:sz w:val="28"/>
               </w:rPr>
             </w:pPr>
             <w:r>
               <w:rPr>
+                <w:rFonts w:asciiTheme="minorHAnsi" w:hAnsiTheme="minorHAnsi" w:cstheme="minorHAnsi"/>
                 <w:sz w:val="28"/>
               </w:rPr>
               <w:t>|-- PLAN.md</w:t>
@@ -56482,11 +56759,13 @@
             <w:pPr>
               <w:spacing w:before="80" w:after="80"/>
               <w:rPr>
+                <w:rFonts w:asciiTheme="minorHAnsi" w:hAnsiTheme="minorHAnsi" w:cstheme="minorHAnsi"/>
                 <w:sz w:val="28"/>
               </w:rPr>
             </w:pPr>
             <w:r>
               <w:rPr>
+                <w:rFonts w:asciiTheme="minorHAnsi" w:hAnsiTheme="minorHAnsi" w:cstheme="minorHAnsi"/>
                 <w:sz w:val="28"/>
               </w:rPr>
               <w:t>|-- pytest.ini</w:t>
@@ -56496,11 +56775,13 @@
             <w:pPr>
               <w:spacing w:before="80" w:after="80"/>
               <w:rPr>
+                <w:rFonts w:asciiTheme="minorHAnsi" w:hAnsiTheme="minorHAnsi" w:cstheme="minorHAnsi"/>
                 <w:sz w:val="28"/>
               </w:rPr>
             </w:pPr>
             <w:r>
               <w:rPr>
+                <w:rFonts w:asciiTheme="minorHAnsi" w:hAnsiTheme="minorHAnsi" w:cstheme="minorHAnsi"/>
                 <w:sz w:val="28"/>
               </w:rPr>
               <w:t>|-- README.md</w:t>
@@ -56510,11 +56791,13 @@
             <w:pPr>
               <w:spacing w:before="80" w:after="80"/>
               <w:rPr>
+                <w:rFonts w:asciiTheme="minorHAnsi" w:hAnsiTheme="minorHAnsi" w:cstheme="minorHAnsi"/>
                 <w:sz w:val="28"/>
               </w:rPr>
             </w:pPr>
             <w:r>
               <w:rPr>
+                <w:rFonts w:asciiTheme="minorHAnsi" w:hAnsiTheme="minorHAnsi" w:cstheme="minorHAnsi"/>
                 <w:sz w:val="28"/>
               </w:rPr>
               <w:t>|-- requirements.txt</w:t>
@@ -56524,11 +56807,13 @@
             <w:pPr>
               <w:spacing w:before="80" w:after="80"/>
               <w:rPr>
+                <w:rFonts w:asciiTheme="minorHAnsi" w:hAnsiTheme="minorHAnsi" w:cstheme="minorHAnsi"/>
                 <w:sz w:val="28"/>
               </w:rPr>
             </w:pPr>
             <w:r>
               <w:rPr>
+                <w:rFonts w:asciiTheme="minorHAnsi" w:hAnsiTheme="minorHAnsi" w:cstheme="minorHAnsi"/>
                 <w:sz w:val="28"/>
               </w:rPr>
               <w:t>|-- run.bat</w:t>
@@ -56538,14 +56823,15 @@
             <w:pPr>
               <w:spacing w:before="80" w:after="80"/>
               <w:rPr>
+                <w:rFonts w:asciiTheme="minorHAnsi" w:hAnsiTheme="minorHAnsi" w:cstheme="minorHAnsi"/>
                 <w:sz w:val="28"/>
               </w:rPr>
             </w:pPr>
             <w:r>
               <w:rPr>
+                <w:rFonts w:asciiTheme="minorHAnsi" w:hAnsiTheme="minorHAnsi" w:cstheme="minorHAnsi"/>
                 <w:sz w:val="28"/>
               </w:rPr>
-              <w:lastRenderedPageBreak/>
               <w:t>|-- run.py</w:t>
             </w:r>
           </w:p>
@@ -56553,11 +56839,13 @@
             <w:pPr>
               <w:spacing w:before="80" w:after="80"/>
               <w:rPr>
+                <w:rFonts w:asciiTheme="minorHAnsi" w:hAnsiTheme="minorHAnsi" w:cstheme="minorHAnsi"/>
                 <w:sz w:val="28"/>
               </w:rPr>
             </w:pPr>
             <w:r>
               <w:rPr>
+                <w:rFonts w:asciiTheme="minorHAnsi" w:hAnsiTheme="minorHAnsi" w:cstheme="minorHAnsi"/>
                 <w:sz w:val="28"/>
               </w:rPr>
               <w:t xml:space="preserve">|-- </w:t>
@@ -56565,6 +56853,7 @@
             <w:proofErr w:type="spellStart"/>
             <w:r>
               <w:rPr>
+                <w:rFonts w:asciiTheme="minorHAnsi" w:hAnsiTheme="minorHAnsi" w:cstheme="minorHAnsi"/>
                 <w:sz w:val="28"/>
               </w:rPr>
               <w:t>schema.sql</w:t>
@@ -56575,11 +56864,13 @@
             <w:pPr>
               <w:spacing w:before="80" w:after="80"/>
               <w:rPr>
+                <w:rFonts w:asciiTheme="minorHAnsi" w:hAnsiTheme="minorHAnsi" w:cstheme="minorHAnsi"/>
                 <w:sz w:val="28"/>
               </w:rPr>
             </w:pPr>
             <w:r>
               <w:rPr>
+                <w:rFonts w:asciiTheme="minorHAnsi" w:hAnsiTheme="minorHAnsi" w:cstheme="minorHAnsi"/>
                 <w:sz w:val="28"/>
               </w:rPr>
               <w:t>|-- seed.py</w:t>
@@ -56589,11 +56880,13 @@
             <w:pPr>
               <w:spacing w:before="80" w:after="80"/>
               <w:rPr>
+                <w:rFonts w:asciiTheme="minorHAnsi" w:hAnsiTheme="minorHAnsi" w:cstheme="minorHAnsi"/>
                 <w:sz w:val="28"/>
               </w:rPr>
             </w:pPr>
             <w:r>
               <w:rPr>
+                <w:rFonts w:asciiTheme="minorHAnsi" w:hAnsiTheme="minorHAnsi" w:cstheme="minorHAnsi"/>
                 <w:sz w:val="28"/>
               </w:rPr>
               <w:t>`-- setup.bat</w:t>
